--- a/Приложение_3_Спецификация.docx
+++ b/Приложение_3_Спецификация.docx
@@ -11,7 +11,7 @@
           <w:rFonts w:ascii="Times New Roman" w:hAnsi="Times New Roman" w:eastAsia="Times New Roman"/>
           <w:b/>
           <w:i w:val="0"/>
-          <w:sz w:val="28"/>
+          <w:sz w:val="24"/>
         </w:rPr>
         <w:t>Приложение 3</w:t>
       </w:r>
@@ -26,7 +26,7 @@
           <w:rFonts w:ascii="Times New Roman" w:hAnsi="Times New Roman" w:eastAsia="Times New Roman"/>
           <w:b/>
           <w:i w:val="0"/>
-          <w:sz w:val="28"/>
+          <w:sz w:val="24"/>
         </w:rPr>
         <w:t>Спецификация</w:t>
       </w:r>
@@ -41,7 +41,7 @@
           <w:rFonts w:ascii="Times New Roman" w:hAnsi="Times New Roman" w:eastAsia="Times New Roman"/>
           <w:b w:val="0"/>
           <w:i w:val="0"/>
-          <w:sz w:val="28"/>
+          <w:sz w:val="24"/>
         </w:rPr>
         <w:t>Настоящее приложение содержит спецификацию на разработанную программную документацию и программное обеспечение. Спецификация приведена в табл. П3.1.</w:t>
       </w:r>
@@ -56,7 +56,7 @@
           <w:rFonts w:ascii="Times New Roman" w:hAnsi="Times New Roman" w:eastAsia="Times New Roman"/>
           <w:b w:val="0"/>
           <w:i w:val="0"/>
-          <w:sz w:val="28"/>
+          <w:sz w:val="24"/>
         </w:rPr>
         <w:t>Таблица П3.1</w:t>
       </w:r>
@@ -71,7 +71,7 @@
           <w:rFonts w:ascii="Times New Roman" w:hAnsi="Times New Roman" w:eastAsia="Times New Roman"/>
           <w:b w:val="0"/>
           <w:i w:val="0"/>
-          <w:sz w:val="28"/>
+          <w:sz w:val="24"/>
         </w:rPr>
         <w:t>Спецификация на разработанную программную документацию и программное обеспечение</w:t>
       </w:r>
@@ -3715,11 +3715,11 @@
     <w:qFormat/>
     <w:rsid w:val="00FC693F"/>
     <w:pPr>
-      <w:spacing w:line="360" w:lineRule="auto" w:after="0"/>
+      <w:spacing w:line="240" w:lineRule="auto" w:after="0"/>
     </w:pPr>
     <w:rPr>
       <w:rFonts w:ascii="Times New Roman" w:hAnsi="Times New Roman" w:eastAsia="Times New Roman"/>
-      <w:sz w:val="28"/>
+      <w:sz w:val="24"/>
     </w:rPr>
   </w:style>
   <w:style w:type="paragraph" w:styleId="Header">

--- a/Приложение_3_Спецификация.docx
+++ b/Приложение_3_Спецификация.docx
@@ -3163,6 +3163,71 @@
                 <w:i w:val="0"/>
                 <w:sz w:val="24"/>
               </w:rPr>
+              <w:t>autotestgen.db</w:t>
+            </w:r>
+          </w:p>
+        </w:tc>
+        <w:tc>
+          <w:tcPr>
+            <w:tcW w:type="dxa" w:w="4819"/>
+            <w:vAlign w:val="top"/>
+          </w:tcPr>
+          <w:p>
+            <w:pPr>
+              <w:spacing w:line="240" w:lineRule="auto" w:after="0"/>
+            </w:pPr>
+            <w:r/>
+            <w:r>
+              <w:rPr>
+                <w:rFonts w:ascii="Times New Roman" w:hAnsi="Times New Roman" w:eastAsia="Times New Roman"/>
+                <w:b w:val="0"/>
+                <w:i w:val="0"/>
+                <w:sz w:val="24"/>
+              </w:rPr>
+              <w:t>Локальная база данных SQLite с историей прогонов: таблица test_run (сведения о запусках) и таблица test_case (результаты отдельных тестов).</w:t>
+            </w:r>
+          </w:p>
+        </w:tc>
+        <w:tc>
+          <w:tcPr>
+            <w:tcW w:type="dxa" w:w="1984"/>
+            <w:vAlign w:val="top"/>
+          </w:tcPr>
+          <w:p>
+            <w:pPr>
+              <w:spacing w:line="240" w:lineRule="auto" w:after="0"/>
+            </w:pPr>
+            <w:r/>
+            <w:r>
+              <w:rPr>
+                <w:rFonts w:ascii="Times New Roman" w:hAnsi="Times New Roman" w:eastAsia="Times New Roman"/>
+                <w:b w:val="0"/>
+                <w:i w:val="0"/>
+                <w:sz w:val="24"/>
+              </w:rPr>
+              <w:t>Создаётся автоматически при первом запуске; схема задаётся классом SchemaInitializer.</w:t>
+            </w:r>
+          </w:p>
+        </w:tc>
+      </w:tr>
+      <w:tr>
+        <w:tc>
+          <w:tcPr>
+            <w:tcW w:type="dxa" w:w="2551"/>
+            <w:vAlign w:val="top"/>
+          </w:tcPr>
+          <w:p>
+            <w:pPr>
+              <w:spacing w:line="240" w:lineRule="auto" w:after="0"/>
+            </w:pPr>
+            <w:r/>
+            <w:r>
+              <w:rPr>
+                <w:rFonts w:ascii="Times New Roman" w:hAnsi="Times New Roman" w:eastAsia="Times New Roman"/>
+                <w:b w:val="0"/>
+                <w:i w:val="0"/>
+                <w:sz w:val="24"/>
+              </w:rPr>
               <w:t>JavaFileWriter.java</w:t>
             </w:r>
           </w:p>
